--- a/Paladin_Compliance_1.14_Governance_Dependency_Coordination_and_Institutional_Fragility.docx
+++ b/Paladin_Compliance_1.14_Governance_Dependency_Coordination_and_Institutional_Fragility.docx
@@ -2860,7 +2860,7 @@
                 <w:color w:val="2F3A4A"/>
                 <w:sz w:val="16"/>
               </w:rPr>
-              <w:t>Issues remain visible but undecided, creating false assurance through continued attention.</w:t>
+              <w:t>Issues remain visible but undecided, creating false confidence through continued attention.</w:t>
             </w:r>
           </w:p>
         </w:tc>
@@ -3769,7 +3769,7 @@
                 <w:color w:val="2F3A4A"/>
                 <w:sz w:val="16"/>
               </w:rPr>
-              <w:t>Use dependency-chain review for processes supporting time-sensitive evidence or external assurance.</w:t>
+              <w:t>Use dependency-chain review for processes supporting time-sensitive evidence or external confidence.</w:t>
             </w:r>
           </w:p>
         </w:tc>
@@ -15899,7 +15899,7 @@
                 <w:color w:val="2F3A4A"/>
                 <w:sz w:val="16"/>
               </w:rPr>
-              <w:t>Customer, investor, partner, public verification, or oversight material references a state affected by open dependencies.</w:t>
+              <w:t>Customer, investor, partner, public registry record, or oversight material references a state affected by open dependencies.</w:t>
             </w:r>
           </w:p>
         </w:tc>
@@ -18284,7 +18284,7 @@
                 <w:color w:val="2F3A4A"/>
                 <w:sz w:val="16"/>
               </w:rPr>
-              <w:t>Institutional continuity may depend on vendor individuals, not contractual or procedural assurance.</w:t>
+              <w:t>Institutional continuity may depend on vendor individuals, not contractual or procedural confidence.</w:t>
             </w:r>
           </w:p>
         </w:tc>
